--- a/התחלת עבודה/התחברות והרשמה למערכת.docx
+++ b/התחלת עבודה/התחברות והרשמה למערכת.docx
@@ -1038,49 +1038,51 @@
         <w:bidi w:val="0"/>
       </w:pPr>
       <w:r>
-        <w:t>val email = emailInput.text.toString().trim()</w:t>
-      </w:r>
-    </w:p>
-    <w:p>
-      <w:pPr>
-        <w:tabs>
-          <w:tab w:val="left" w:pos="1446"/>
-        </w:tabs>
-        <w:bidi w:val="0"/>
-      </w:pPr>
-      <w:r>
-        <w:t>if (email.isNotEmpty()) {</w:t>
-      </w:r>
-    </w:p>
-    <w:p>
-      <w:pPr>
-        <w:tabs>
-          <w:tab w:val="left" w:pos="1446"/>
-        </w:tabs>
-        <w:bidi w:val="0"/>
-      </w:pPr>
-      <w:r>
-        <w:t xml:space="preserve">    viewModel.checkEmail(email)</w:t>
-      </w:r>
-    </w:p>
-    <w:p>
-      <w:pPr>
-        <w:tabs>
-          <w:tab w:val="left" w:pos="1446"/>
-        </w:tabs>
-        <w:bidi w:val="0"/>
-      </w:pPr>
-      <w:r>
-        <w:t>}</w:t>
-      </w:r>
-    </w:p>
-    <w:p>
-      <w:pPr>
-        <w:tabs>
-          <w:tab w:val="left" w:pos="1446"/>
-        </w:tabs>
-        <w:bidi w:val="0"/>
-      </w:pPr>
+        <w:rPr>
+          <w:noProof/>
+        </w:rPr>
+        <w:drawing>
+          <wp:inline distT="0" distB="0" distL="0" distR="0" wp14:anchorId="7B395CE6" wp14:editId="5DCD1CDA">
+            <wp:extent cx="5134692" cy="1362265"/>
+            <wp:effectExtent l="0" t="0" r="8890" b="9525"/>
+            <wp:docPr id="1629192146" name="תמונה 1"/>
+            <wp:cNvGraphicFramePr>
+              <a:graphicFrameLocks xmlns:a="http://schemas.openxmlformats.org/drawingml/2006/main" noChangeAspect="1"/>
+            </wp:cNvGraphicFramePr>
+            <a:graphic xmlns:a="http://schemas.openxmlformats.org/drawingml/2006/main">
+              <a:graphicData uri="http://schemas.openxmlformats.org/drawingml/2006/picture">
+                <pic:pic xmlns:pic="http://schemas.openxmlformats.org/drawingml/2006/picture">
+                  <pic:nvPicPr>
+                    <pic:cNvPr id="1629192146" name="תמונה 1629192146"/>
+                    <pic:cNvPicPr/>
+                  </pic:nvPicPr>
+                  <pic:blipFill>
+                    <a:blip r:embed="rId14">
+                      <a:extLst>
+                        <a:ext uri="{28A0092B-C50C-407E-A947-70E740481C1C}">
+                          <a14:useLocalDpi xmlns:a14="http://schemas.microsoft.com/office/drawing/2010/main" val="0"/>
+                        </a:ext>
+                      </a:extLst>
+                    </a:blip>
+                    <a:stretch>
+                      <a:fillRect/>
+                    </a:stretch>
+                  </pic:blipFill>
+                  <pic:spPr>
+                    <a:xfrm>
+                      <a:off x="0" y="0"/>
+                      <a:ext cx="5134692" cy="1362265"/>
+                    </a:xfrm>
+                    <a:prstGeom prst="rect">
+                      <a:avLst/>
+                    </a:prstGeom>
+                  </pic:spPr>
+                </pic:pic>
+              </a:graphicData>
+            </a:graphic>
+          </wp:inline>
+        </w:drawing>
+      </w:r>
     </w:p>
     <w:p>
       <w:pPr>
@@ -1211,7 +1213,6 @@
           <w:tab w:val="left" w:pos="1446"/>
         </w:tabs>
         <w:rPr>
-          <w:rFonts w:hint="cs"/>
           <w:rtl/>
         </w:rPr>
       </w:pPr>
@@ -1226,43 +1227,31 @@
         <w:rPr>
           <w:rtl/>
         </w:rPr>
-        <w:t>ה</w:t>
-      </w:r>
-      <w:r>
-        <w:rPr>
-          <w:rtl/>
-        </w:rPr>
+        <w:t>האפליקציה שולחת את האימייל ב־</w:t>
+      </w:r>
+      <w:r>
         <w:t xml:space="preserve"> </w:t>
       </w:r>
       <w:r>
-        <w:rPr>
-          <w:rtl/>
-        </w:rPr>
-        <w:t>האפליקציה שולחת את האימייל ב־</w:t>
-      </w:r>
-      <w:r>
+        <w:t xml:space="preserve">POST </w:t>
+      </w:r>
+      <w:r>
+        <w:rPr>
+          <w:rtl/>
+        </w:rPr>
+        <w:t>ל־</w:t>
+      </w:r>
+      <w:r>
+        <w:t xml:space="preserve">API </w:t>
+      </w:r>
+      <w:r>
+        <w:rPr>
+          <w:rFonts w:hint="cs"/>
+          <w:rtl/>
+        </w:rPr>
         <w:t xml:space="preserve"> </w:t>
       </w:r>
       <w:r>
-        <w:t xml:space="preserve">POST </w:t>
-      </w:r>
-      <w:r>
-        <w:rPr>
-          <w:rtl/>
-        </w:rPr>
-        <w:t>ל־</w:t>
-      </w:r>
-      <w:r>
-        <w:t xml:space="preserve">API </w:t>
-      </w:r>
-      <w:r>
-        <w:rPr>
-          <w:rFonts w:hint="cs"/>
-          <w:rtl/>
-        </w:rPr>
-        <w:t xml:space="preserve"> </w:t>
-      </w:r>
-      <w:r>
         <w:rPr>
           <w:rtl/>
         </w:rPr>
@@ -1277,6 +1266,26 @@
           <w:rtl/>
         </w:rPr>
         <w:t>.</w:t>
+      </w:r>
+    </w:p>
+    <w:p>
+      <w:pPr>
+        <w:tabs>
+          <w:tab w:val="left" w:pos="1446"/>
+        </w:tabs>
+        <w:rPr>
+          <w:rtl/>
+        </w:rPr>
+      </w:pPr>
+      <w:r>
+        <w:t>API Android</w:t>
+      </w:r>
+      <w:r>
+        <w:rPr>
+          <w:rFonts w:hint="cs"/>
+          <w:rtl/>
+        </w:rPr>
+        <w:t>:</w:t>
       </w:r>
     </w:p>
     <w:p>
@@ -1291,6 +1300,57 @@
           <w:rtl/>
         </w:rPr>
       </w:pPr>
+      <w:r>
+        <w:rPr>
+          <w:rFonts w:hint="cs"/>
+          <w:b/>
+          <w:bCs/>
+          <w:noProof/>
+          <w:rtl/>
+          <w:lang w:val="he-IL"/>
+        </w:rPr>
+        <w:drawing>
+          <wp:inline distT="0" distB="0" distL="0" distR="0" wp14:anchorId="519B823C" wp14:editId="378F4AC3">
+            <wp:extent cx="5274310" cy="973455"/>
+            <wp:effectExtent l="0" t="0" r="2540" b="0"/>
+            <wp:docPr id="966012159" name="תמונה 2" descr="תמונה שמכילה טקסט, צילום מסך, גופן, קו&#10;&#10;תוכן שנוצר על-ידי בינה מלאכותית עשוי להיות שגוי."/>
+            <wp:cNvGraphicFramePr>
+              <a:graphicFrameLocks xmlns:a="http://schemas.openxmlformats.org/drawingml/2006/main" noChangeAspect="1"/>
+            </wp:cNvGraphicFramePr>
+            <a:graphic xmlns:a="http://schemas.openxmlformats.org/drawingml/2006/main">
+              <a:graphicData uri="http://schemas.openxmlformats.org/drawingml/2006/picture">
+                <pic:pic xmlns:pic="http://schemas.openxmlformats.org/drawingml/2006/picture">
+                  <pic:nvPicPr>
+                    <pic:cNvPr id="966012159" name="תמונה 2" descr="תמונה שמכילה טקסט, צילום מסך, גופן, קו&#10;&#10;תוכן שנוצר על-ידי בינה מלאכותית עשוי להיות שגוי."/>
+                    <pic:cNvPicPr/>
+                  </pic:nvPicPr>
+                  <pic:blipFill>
+                    <a:blip r:embed="rId15">
+                      <a:extLst>
+                        <a:ext uri="{28A0092B-C50C-407E-A947-70E740481C1C}">
+                          <a14:useLocalDpi xmlns:a14="http://schemas.microsoft.com/office/drawing/2010/main" val="0"/>
+                        </a:ext>
+                      </a:extLst>
+                    </a:blip>
+                    <a:stretch>
+                      <a:fillRect/>
+                    </a:stretch>
+                  </pic:blipFill>
+                  <pic:spPr>
+                    <a:xfrm>
+                      <a:off x="0" y="0"/>
+                      <a:ext cx="5274310" cy="973455"/>
+                    </a:xfrm>
+                    <a:prstGeom prst="rect">
+                      <a:avLst/>
+                    </a:prstGeom>
+                  </pic:spPr>
+                </pic:pic>
+              </a:graphicData>
+            </a:graphic>
+          </wp:inline>
+        </w:drawing>
+      </w:r>
     </w:p>
     <w:p>
       <w:pPr>
@@ -1301,6 +1361,2161 @@
           <w:rtl/>
         </w:rPr>
       </w:pPr>
+      <w:r>
+        <w:t>Ktor Backend</w:t>
+      </w:r>
+      <w:r>
+        <w:rPr>
+          <w:rFonts w:hint="cs"/>
+          <w:rtl/>
+        </w:rPr>
+        <w:t>:</w:t>
+      </w:r>
+    </w:p>
+    <w:p>
+      <w:pPr>
+        <w:tabs>
+          <w:tab w:val="left" w:pos="1446"/>
+        </w:tabs>
+        <w:rPr>
+          <w:rFonts w:hint="cs"/>
+          <w:rtl/>
+        </w:rPr>
+      </w:pPr>
+      <w:r>
+        <w:rPr>
+          <w:rFonts w:hint="cs"/>
+          <w:noProof/>
+          <w:rtl/>
+          <w:lang w:val="he-IL"/>
+        </w:rPr>
+        <w:drawing>
+          <wp:anchor distT="0" distB="0" distL="114300" distR="114300" simplePos="0" relativeHeight="251672576" behindDoc="0" locked="0" layoutInCell="1" allowOverlap="1" wp14:anchorId="13929014" wp14:editId="6195DE01">
+            <wp:simplePos x="0" y="0"/>
+            <wp:positionH relativeFrom="column">
+              <wp:posOffset>0</wp:posOffset>
+            </wp:positionH>
+            <wp:positionV relativeFrom="paragraph">
+              <wp:posOffset>3175</wp:posOffset>
+            </wp:positionV>
+            <wp:extent cx="5274310" cy="1831340"/>
+            <wp:effectExtent l="0" t="0" r="2540" b="0"/>
+            <wp:wrapNone/>
+            <wp:docPr id="770156095" name="תמונה 3" descr="תמונה שמכילה טקסט, גופן, צילום מסך, אלגברה&#10;&#10;תוכן שנוצר על-ידי בינה מלאכותית עשוי להיות שגוי."/>
+            <wp:cNvGraphicFramePr>
+              <a:graphicFrameLocks xmlns:a="http://schemas.openxmlformats.org/drawingml/2006/main" noChangeAspect="1"/>
+            </wp:cNvGraphicFramePr>
+            <a:graphic xmlns:a="http://schemas.openxmlformats.org/drawingml/2006/main">
+              <a:graphicData uri="http://schemas.openxmlformats.org/drawingml/2006/picture">
+                <pic:pic xmlns:pic="http://schemas.openxmlformats.org/drawingml/2006/picture">
+                  <pic:nvPicPr>
+                    <pic:cNvPr id="770156095" name="תמונה 3" descr="תמונה שמכילה טקסט, גופן, צילום מסך, אלגברה&#10;&#10;תוכן שנוצר על-ידי בינה מלאכותית עשוי להיות שגוי."/>
+                    <pic:cNvPicPr/>
+                  </pic:nvPicPr>
+                  <pic:blipFill>
+                    <a:blip r:embed="rId16">
+                      <a:extLst>
+                        <a:ext uri="{28A0092B-C50C-407E-A947-70E740481C1C}">
+                          <a14:useLocalDpi xmlns:a14="http://schemas.microsoft.com/office/drawing/2010/main" val="0"/>
+                        </a:ext>
+                      </a:extLst>
+                    </a:blip>
+                    <a:stretch>
+                      <a:fillRect/>
+                    </a:stretch>
+                  </pic:blipFill>
+                  <pic:spPr>
+                    <a:xfrm>
+                      <a:off x="0" y="0"/>
+                      <a:ext cx="5274310" cy="1831340"/>
+                    </a:xfrm>
+                    <a:prstGeom prst="rect">
+                      <a:avLst/>
+                    </a:prstGeom>
+                  </pic:spPr>
+                </pic:pic>
+              </a:graphicData>
+            </a:graphic>
+          </wp:anchor>
+        </w:drawing>
+      </w:r>
+    </w:p>
+    <w:p>
+      <w:pPr>
+        <w:rPr>
+          <w:rFonts w:hint="cs"/>
+          <w:rtl/>
+        </w:rPr>
+      </w:pPr>
+    </w:p>
+    <w:p>
+      <w:pPr>
+        <w:rPr>
+          <w:rFonts w:hint="cs"/>
+          <w:rtl/>
+        </w:rPr>
+      </w:pPr>
+    </w:p>
+    <w:p>
+      <w:pPr>
+        <w:rPr>
+          <w:rFonts w:hint="cs"/>
+          <w:rtl/>
+        </w:rPr>
+      </w:pPr>
+    </w:p>
+    <w:p>
+      <w:pPr>
+        <w:rPr>
+          <w:rFonts w:hint="cs"/>
+          <w:rtl/>
+        </w:rPr>
+      </w:pPr>
+    </w:p>
+    <w:p>
+      <w:pPr>
+        <w:rPr>
+          <w:rFonts w:hint="cs"/>
+          <w:rtl/>
+        </w:rPr>
+      </w:pPr>
+    </w:p>
+    <w:p>
+      <w:pPr>
+        <w:rPr>
+          <w:rtl/>
+        </w:rPr>
+      </w:pPr>
+    </w:p>
+    <w:p>
+      <w:r>
+        <w:rPr>
+          <w:rFonts w:hint="cs"/>
+          <w:noProof/>
+          <w:rtl/>
+          <w:lang w:val="he-IL"/>
+        </w:rPr>
+        <w:lastRenderedPageBreak/>
+        <w:drawing>
+          <wp:anchor distT="0" distB="0" distL="114300" distR="114300" simplePos="0" relativeHeight="251673600" behindDoc="0" locked="0" layoutInCell="1" allowOverlap="1" wp14:anchorId="676B9142" wp14:editId="5EEEA3DE">
+            <wp:simplePos x="0" y="0"/>
+            <wp:positionH relativeFrom="column">
+              <wp:posOffset>647700</wp:posOffset>
+            </wp:positionH>
+            <wp:positionV relativeFrom="paragraph">
+              <wp:posOffset>247650</wp:posOffset>
+            </wp:positionV>
+            <wp:extent cx="4076700" cy="342900"/>
+            <wp:effectExtent l="0" t="0" r="0" b="0"/>
+            <wp:wrapNone/>
+            <wp:docPr id="1000172147" name="תמונה 4"/>
+            <wp:cNvGraphicFramePr>
+              <a:graphicFrameLocks xmlns:a="http://schemas.openxmlformats.org/drawingml/2006/main" noChangeAspect="1"/>
+            </wp:cNvGraphicFramePr>
+            <a:graphic xmlns:a="http://schemas.openxmlformats.org/drawingml/2006/main">
+              <a:graphicData uri="http://schemas.openxmlformats.org/drawingml/2006/picture">
+                <pic:pic xmlns:pic="http://schemas.openxmlformats.org/drawingml/2006/picture">
+                  <pic:nvPicPr>
+                    <pic:cNvPr id="1000172147" name="תמונה 1000172147"/>
+                    <pic:cNvPicPr/>
+                  </pic:nvPicPr>
+                  <pic:blipFill>
+                    <a:blip r:embed="rId17">
+                      <a:extLst>
+                        <a:ext uri="{28A0092B-C50C-407E-A947-70E740481C1C}">
+                          <a14:useLocalDpi xmlns:a14="http://schemas.microsoft.com/office/drawing/2010/main" val="0"/>
+                        </a:ext>
+                      </a:extLst>
+                    </a:blip>
+                    <a:stretch>
+                      <a:fillRect/>
+                    </a:stretch>
+                  </pic:blipFill>
+                  <pic:spPr>
+                    <a:xfrm>
+                      <a:off x="0" y="0"/>
+                      <a:ext cx="4076700" cy="342900"/>
+                    </a:xfrm>
+                    <a:prstGeom prst="rect">
+                      <a:avLst/>
+                    </a:prstGeom>
+                  </pic:spPr>
+                </pic:pic>
+              </a:graphicData>
+            </a:graphic>
+          </wp:anchor>
+        </w:drawing>
+      </w:r>
+      <w:r>
+        <w:t>SQL</w:t>
+      </w:r>
+      <w:r>
+        <w:rPr>
+          <w:rFonts w:hint="cs"/>
+          <w:rtl/>
+        </w:rPr>
+        <w:t>:</w:t>
+      </w:r>
+    </w:p>
+    <w:p/>
+    <w:p/>
+    <w:p>
+      <w:pPr>
+        <w:rPr>
+          <w:b/>
+          <w:bCs/>
+          <w:rtl/>
+        </w:rPr>
+      </w:pPr>
+      <w:r>
+        <w:rPr>
+          <w:rFonts w:hint="cs"/>
+          <w:b/>
+          <w:bCs/>
+          <w:rtl/>
+        </w:rPr>
+        <w:t xml:space="preserve">שלב 3: אם האימייל לא קיים </w:t>
+      </w:r>
+      <w:r>
+        <w:rPr>
+          <w:b/>
+          <w:bCs/>
+          <w:rtl/>
+        </w:rPr>
+        <w:t>–</w:t>
+      </w:r>
+      <w:r>
+        <w:rPr>
+          <w:rFonts w:hint="cs"/>
+          <w:b/>
+          <w:bCs/>
+          <w:rtl/>
+        </w:rPr>
+        <w:t xml:space="preserve"> מעבר למסך הרשמה</w:t>
+      </w:r>
+    </w:p>
+    <w:p>
+      <w:pPr>
+        <w:tabs>
+          <w:tab w:val="left" w:pos="1446"/>
+        </w:tabs>
+        <w:rPr>
+          <w:rtl/>
+        </w:rPr>
+      </w:pPr>
+      <w:r>
+        <w:rPr>
+          <w:rFonts w:hint="cs"/>
+          <w:rtl/>
+        </w:rPr>
+        <w:t xml:space="preserve">טכנולוגיה: </w:t>
+      </w:r>
+      <w:r>
+        <w:t>Android Navigation</w:t>
+      </w:r>
+    </w:p>
+    <w:p>
+      <w:pPr>
+        <w:tabs>
+          <w:tab w:val="left" w:pos="1446"/>
+        </w:tabs>
+        <w:rPr>
+          <w:rFonts w:hint="cs"/>
+          <w:rtl/>
+        </w:rPr>
+      </w:pPr>
+      <w:r>
+        <w:rPr>
+          <w:rFonts w:hint="cs"/>
+          <w:rtl/>
+        </w:rPr>
+        <w:t xml:space="preserve">סביבת עבודה: </w:t>
+      </w:r>
+      <w:r>
+        <w:t xml:space="preserve">Frontend </w:t>
+      </w:r>
+      <w:r>
+        <w:rPr>
+          <w:rFonts w:hint="cs"/>
+          <w:rtl/>
+        </w:rPr>
+        <w:t xml:space="preserve"> בלבד</w:t>
+      </w:r>
+    </w:p>
+    <w:p>
+      <w:pPr>
+        <w:tabs>
+          <w:tab w:val="left" w:pos="1446"/>
+        </w:tabs>
+        <w:rPr>
+          <w:rtl/>
+        </w:rPr>
+      </w:pPr>
+      <w:r>
+        <w:rPr>
+          <w:rFonts w:hint="cs"/>
+          <w:rtl/>
+        </w:rPr>
+        <w:t xml:space="preserve">מה קורה: </w:t>
+      </w:r>
+      <w:r>
+        <w:rPr>
+          <w:rtl/>
+        </w:rPr>
+        <w:t>אם האימייל לא קיים – המשתמש מועבר למסך הרשמה</w:t>
+      </w:r>
+      <w:r>
+        <w:t>.</w:t>
+      </w:r>
+    </w:p>
+    <w:p>
+      <w:pPr>
+        <w:tabs>
+          <w:tab w:val="left" w:pos="1446"/>
+        </w:tabs>
+        <w:rPr>
+          <w:rtl/>
+        </w:rPr>
+      </w:pPr>
+      <w:r>
+        <w:rPr>
+          <w:rFonts w:hint="cs"/>
+          <w:rtl/>
+        </w:rPr>
+        <w:t>דוגמה לניווט:</w:t>
+      </w:r>
+    </w:p>
+    <w:p>
+      <w:pPr>
+        <w:tabs>
+          <w:tab w:val="left" w:pos="1446"/>
+        </w:tabs>
+        <w:rPr>
+          <w:rtl/>
+        </w:rPr>
+      </w:pPr>
+      <w:r>
+        <w:rPr>
+          <w:noProof/>
+          <w:rtl/>
+          <w:lang w:val="he-IL"/>
+        </w:rPr>
+        <w:drawing>
+          <wp:inline distT="0" distB="0" distL="0" distR="0" wp14:anchorId="2F390BB2" wp14:editId="4A4FE32D">
+            <wp:extent cx="5274310" cy="332105"/>
+            <wp:effectExtent l="0" t="0" r="2540" b="0"/>
+            <wp:docPr id="106638750" name="תמונה 5"/>
+            <wp:cNvGraphicFramePr>
+              <a:graphicFrameLocks xmlns:a="http://schemas.openxmlformats.org/drawingml/2006/main" noChangeAspect="1"/>
+            </wp:cNvGraphicFramePr>
+            <a:graphic xmlns:a="http://schemas.openxmlformats.org/drawingml/2006/main">
+              <a:graphicData uri="http://schemas.openxmlformats.org/drawingml/2006/picture">
+                <pic:pic xmlns:pic="http://schemas.openxmlformats.org/drawingml/2006/picture">
+                  <pic:nvPicPr>
+                    <pic:cNvPr id="106638750" name="תמונה 106638750"/>
+                    <pic:cNvPicPr/>
+                  </pic:nvPicPr>
+                  <pic:blipFill>
+                    <a:blip r:embed="rId18">
+                      <a:extLst>
+                        <a:ext uri="{28A0092B-C50C-407E-A947-70E740481C1C}">
+                          <a14:useLocalDpi xmlns:a14="http://schemas.microsoft.com/office/drawing/2010/main" val="0"/>
+                        </a:ext>
+                      </a:extLst>
+                    </a:blip>
+                    <a:stretch>
+                      <a:fillRect/>
+                    </a:stretch>
+                  </pic:blipFill>
+                  <pic:spPr>
+                    <a:xfrm>
+                      <a:off x="0" y="0"/>
+                      <a:ext cx="5274310" cy="332105"/>
+                    </a:xfrm>
+                    <a:prstGeom prst="rect">
+                      <a:avLst/>
+                    </a:prstGeom>
+                  </pic:spPr>
+                </pic:pic>
+              </a:graphicData>
+            </a:graphic>
+          </wp:inline>
+        </w:drawing>
+      </w:r>
+    </w:p>
+    <w:p>
+      <w:pPr>
+        <w:rPr>
+          <w:b/>
+          <w:bCs/>
+          <w:rtl/>
+        </w:rPr>
+      </w:pPr>
+    </w:p>
+    <w:p>
+      <w:pPr>
+        <w:rPr>
+          <w:b/>
+          <w:bCs/>
+          <w:rtl/>
+        </w:rPr>
+      </w:pPr>
+      <w:r>
+        <w:rPr>
+          <w:rFonts w:hint="cs"/>
+          <w:b/>
+          <w:bCs/>
+          <w:rtl/>
+        </w:rPr>
+        <w:t>שלב 4: טופס הרשמה</w:t>
+      </w:r>
+    </w:p>
+    <w:p>
+      <w:pPr>
+        <w:tabs>
+          <w:tab w:val="left" w:pos="1446"/>
+        </w:tabs>
+        <w:rPr>
+          <w:rtl/>
+        </w:rPr>
+      </w:pPr>
+      <w:r>
+        <w:rPr>
+          <w:rFonts w:hint="cs"/>
+          <w:rtl/>
+        </w:rPr>
+        <w:t xml:space="preserve">טכנולוגיה: </w:t>
+      </w:r>
+      <w:r>
+        <w:t>Kotlin + Android UI</w:t>
+      </w:r>
+    </w:p>
+    <w:p>
+      <w:pPr>
+        <w:tabs>
+          <w:tab w:val="left" w:pos="1446"/>
+        </w:tabs>
+        <w:rPr>
+          <w:rtl/>
+        </w:rPr>
+      </w:pPr>
+      <w:r>
+        <w:rPr>
+          <w:rFonts w:hint="cs"/>
+          <w:rtl/>
+        </w:rPr>
+        <w:t xml:space="preserve">סביבת עבודה: </w:t>
+      </w:r>
+      <w:r>
+        <w:t xml:space="preserve">Frontend </w:t>
+      </w:r>
+      <w:r>
+        <w:rPr>
+          <w:rFonts w:hint="cs"/>
+          <w:rtl/>
+        </w:rPr>
+        <w:t xml:space="preserve"> </w:t>
+      </w:r>
+    </w:p>
+    <w:p>
+      <w:pPr>
+        <w:tabs>
+          <w:tab w:val="left" w:pos="1446"/>
+        </w:tabs>
+        <w:rPr>
+          <w:rFonts w:hint="cs"/>
+          <w:rtl/>
+        </w:rPr>
+      </w:pPr>
+      <w:r>
+        <w:rPr>
+          <w:rFonts w:hint="cs"/>
+          <w:rtl/>
+        </w:rPr>
+        <w:t xml:space="preserve">מתקשר עם: </w:t>
+      </w:r>
+      <w:r>
+        <w:t>Firebase Auth</w:t>
+      </w:r>
+      <w:r>
+        <w:rPr>
+          <w:rFonts w:hint="cs"/>
+          <w:rtl/>
+        </w:rPr>
+        <w:t xml:space="preserve"> (בשלב הבא)</w:t>
+      </w:r>
+    </w:p>
+    <w:p>
+      <w:pPr>
+        <w:tabs>
+          <w:tab w:val="left" w:pos="1446"/>
+        </w:tabs>
+        <w:rPr>
+          <w:rtl/>
+        </w:rPr>
+      </w:pPr>
+      <w:r>
+        <w:rPr>
+          <w:rFonts w:hint="cs"/>
+          <w:rtl/>
+        </w:rPr>
+        <w:t xml:space="preserve">מה קורה: </w:t>
+      </w:r>
+      <w:r>
+        <w:rPr>
+          <w:rtl/>
+        </w:rPr>
+        <w:t>המשתמש ממלא: שם, טלפון</w:t>
+      </w:r>
+      <w:r>
+        <w:rPr>
+          <w:rFonts w:hint="cs"/>
+          <w:rtl/>
+        </w:rPr>
+        <w:t xml:space="preserve">, </w:t>
+      </w:r>
+      <w:r>
+        <w:rPr>
+          <w:rtl/>
+        </w:rPr>
+        <w:t>אימייל, סיסמה בלבד</w:t>
+      </w:r>
+      <w:r>
+        <w:t>.</w:t>
+      </w:r>
+    </w:p>
+    <w:p>
+      <w:pPr>
+        <w:tabs>
+          <w:tab w:val="left" w:pos="1446"/>
+        </w:tabs>
+        <w:rPr>
+          <w:rtl/>
+        </w:rPr>
+      </w:pPr>
+    </w:p>
+    <w:p>
+      <w:pPr>
+        <w:tabs>
+          <w:tab w:val="left" w:pos="1446"/>
+        </w:tabs>
+        <w:rPr>
+          <w:b/>
+          <w:bCs/>
+          <w:rtl/>
+        </w:rPr>
+      </w:pPr>
+      <w:r>
+        <w:rPr>
+          <w:rFonts w:hint="cs"/>
+          <w:b/>
+          <w:bCs/>
+          <w:rtl/>
+        </w:rPr>
+        <w:t>שלב 5: רישום ב</w:t>
+      </w:r>
+      <w:r>
+        <w:rPr>
+          <w:b/>
+          <w:bCs/>
+        </w:rPr>
+        <w:t>firebase</w:t>
+      </w:r>
+    </w:p>
+    <w:p>
+      <w:pPr>
+        <w:tabs>
+          <w:tab w:val="left" w:pos="1446"/>
+        </w:tabs>
+        <w:rPr>
+          <w:rtl/>
+        </w:rPr>
+      </w:pPr>
+      <w:r>
+        <w:rPr>
+          <w:rFonts w:hint="cs"/>
+          <w:rtl/>
+        </w:rPr>
+        <w:t xml:space="preserve">טכנולוגיה: </w:t>
+      </w:r>
+      <w:r>
+        <w:t>Firebase Auth SDK</w:t>
+      </w:r>
+    </w:p>
+    <w:p>
+      <w:pPr>
+        <w:tabs>
+          <w:tab w:val="left" w:pos="1446"/>
+        </w:tabs>
+        <w:rPr>
+          <w:rFonts w:hint="cs"/>
+          <w:rtl/>
+        </w:rPr>
+      </w:pPr>
+      <w:r>
+        <w:rPr>
+          <w:rFonts w:hint="cs"/>
+          <w:rtl/>
+        </w:rPr>
+        <w:t xml:space="preserve">סביבת עבודה: </w:t>
+      </w:r>
+      <w:r>
+        <w:t>Frontend → Firebase</w:t>
+      </w:r>
+    </w:p>
+    <w:p>
+      <w:pPr>
+        <w:tabs>
+          <w:tab w:val="left" w:pos="1446"/>
+        </w:tabs>
+        <w:rPr>
+          <w:rFonts w:hint="cs"/>
+          <w:rtl/>
+        </w:rPr>
+      </w:pPr>
+      <w:r>
+        <w:rPr>
+          <w:rFonts w:hint="cs"/>
+          <w:rtl/>
+        </w:rPr>
+        <w:t xml:space="preserve">מתקשר עם: </w:t>
+      </w:r>
+      <w:r>
+        <w:t xml:space="preserve">Firebase </w:t>
+      </w:r>
+    </w:p>
+    <w:p>
+      <w:pPr>
+        <w:tabs>
+          <w:tab w:val="left" w:pos="1446"/>
+        </w:tabs>
+        <w:rPr>
+          <w:rtl/>
+        </w:rPr>
+      </w:pPr>
+      <w:r>
+        <w:rPr>
+          <w:rFonts w:hint="cs"/>
+          <w:rtl/>
+        </w:rPr>
+        <w:t>דוגמה לקוד:</w:t>
+      </w:r>
+    </w:p>
+    <w:p>
+      <w:pPr>
+        <w:tabs>
+          <w:tab w:val="left" w:pos="1446"/>
+        </w:tabs>
+        <w:rPr>
+          <w:rFonts w:hint="cs"/>
+          <w:rtl/>
+        </w:rPr>
+      </w:pPr>
+      <w:r>
+        <w:rPr>
+          <w:rFonts w:hint="cs"/>
+          <w:noProof/>
+          <w:rtl/>
+          <w:lang w:val="he-IL"/>
+        </w:rPr>
+        <w:drawing>
+          <wp:anchor distT="0" distB="0" distL="114300" distR="114300" simplePos="0" relativeHeight="251674624" behindDoc="0" locked="0" layoutInCell="1" allowOverlap="1" wp14:anchorId="56E940B7" wp14:editId="1D3D4331">
+            <wp:simplePos x="0" y="0"/>
+            <wp:positionH relativeFrom="column">
+              <wp:posOffset>0</wp:posOffset>
+            </wp:positionH>
+            <wp:positionV relativeFrom="paragraph">
+              <wp:posOffset>2540</wp:posOffset>
+            </wp:positionV>
+            <wp:extent cx="5274310" cy="1782445"/>
+            <wp:effectExtent l="0" t="0" r="2540" b="8255"/>
+            <wp:wrapNone/>
+            <wp:docPr id="1885856950" name="תמונה 6" descr="תמונה שמכילה טקסט, גופן, צילום מסך, קבלה&#10;&#10;תוכן שנוצר על-ידי בינה מלאכותית עשוי להיות שגוי."/>
+            <wp:cNvGraphicFramePr>
+              <a:graphicFrameLocks xmlns:a="http://schemas.openxmlformats.org/drawingml/2006/main" noChangeAspect="1"/>
+            </wp:cNvGraphicFramePr>
+            <a:graphic xmlns:a="http://schemas.openxmlformats.org/drawingml/2006/main">
+              <a:graphicData uri="http://schemas.openxmlformats.org/drawingml/2006/picture">
+                <pic:pic xmlns:pic="http://schemas.openxmlformats.org/drawingml/2006/picture">
+                  <pic:nvPicPr>
+                    <pic:cNvPr id="1885856950" name="תמונה 6" descr="תמונה שמכילה טקסט, גופן, צילום מסך, קבלה&#10;&#10;תוכן שנוצר על-ידי בינה מלאכותית עשוי להיות שגוי."/>
+                    <pic:cNvPicPr/>
+                  </pic:nvPicPr>
+                  <pic:blipFill>
+                    <a:blip r:embed="rId19">
+                      <a:extLst>
+                        <a:ext uri="{28A0092B-C50C-407E-A947-70E740481C1C}">
+                          <a14:useLocalDpi xmlns:a14="http://schemas.microsoft.com/office/drawing/2010/main" val="0"/>
+                        </a:ext>
+                      </a:extLst>
+                    </a:blip>
+                    <a:stretch>
+                      <a:fillRect/>
+                    </a:stretch>
+                  </pic:blipFill>
+                  <pic:spPr>
+                    <a:xfrm>
+                      <a:off x="0" y="0"/>
+                      <a:ext cx="5274310" cy="1782445"/>
+                    </a:xfrm>
+                    <a:prstGeom prst="rect">
+                      <a:avLst/>
+                    </a:prstGeom>
+                  </pic:spPr>
+                </pic:pic>
+              </a:graphicData>
+            </a:graphic>
+          </wp:anchor>
+        </w:drawing>
+      </w:r>
+    </w:p>
+    <w:p>
+      <w:pPr>
+        <w:rPr>
+          <w:rtl/>
+        </w:rPr>
+      </w:pPr>
+    </w:p>
+    <w:p>
+      <w:pPr>
+        <w:rPr>
+          <w:rtl/>
+        </w:rPr>
+      </w:pPr>
+    </w:p>
+    <w:p>
+      <w:pPr>
+        <w:rPr>
+          <w:rtl/>
+        </w:rPr>
+      </w:pPr>
+    </w:p>
+    <w:p>
+      <w:pPr>
+        <w:rPr>
+          <w:rtl/>
+        </w:rPr>
+      </w:pPr>
+    </w:p>
+    <w:p>
+      <w:pPr>
+        <w:rPr>
+          <w:rtl/>
+        </w:rPr>
+      </w:pPr>
+    </w:p>
+    <w:p>
+      <w:pPr>
+        <w:rPr>
+          <w:rtl/>
+        </w:rPr>
+      </w:pPr>
+    </w:p>
+    <w:p>
+      <w:pPr>
+        <w:rPr>
+          <w:b/>
+          <w:bCs/>
+          <w:rtl/>
+        </w:rPr>
+      </w:pPr>
+      <w:r>
+        <w:rPr>
+          <w:rFonts w:hint="cs"/>
+          <w:b/>
+          <w:bCs/>
+          <w:rtl/>
+        </w:rPr>
+        <w:lastRenderedPageBreak/>
+        <w:t xml:space="preserve">שלב 6: </w:t>
+      </w:r>
+      <w:r>
+        <w:rPr>
+          <w:b/>
+          <w:bCs/>
+          <w:rtl/>
+        </w:rPr>
+        <w:t>שמירת המשתמש ב־</w:t>
+      </w:r>
+      <w:r>
+        <w:rPr>
+          <w:b/>
+          <w:bCs/>
+        </w:rPr>
+        <w:t>DB</w:t>
+      </w:r>
+    </w:p>
+    <w:p>
+      <w:pPr>
+        <w:tabs>
+          <w:tab w:val="left" w:pos="1446"/>
+        </w:tabs>
+        <w:rPr>
+          <w:rtl/>
+        </w:rPr>
+      </w:pPr>
+      <w:r>
+        <w:rPr>
+          <w:rFonts w:hint="cs"/>
+          <w:rtl/>
+        </w:rPr>
+        <w:t xml:space="preserve">טכנולוגיה: </w:t>
+      </w:r>
+      <w:r>
+        <w:t>Ktor + PostgreSQL</w:t>
+      </w:r>
+    </w:p>
+    <w:p>
+      <w:pPr>
+        <w:tabs>
+          <w:tab w:val="left" w:pos="1446"/>
+        </w:tabs>
+        <w:rPr>
+          <w:rFonts w:hint="cs"/>
+          <w:rtl/>
+        </w:rPr>
+      </w:pPr>
+      <w:r>
+        <w:rPr>
+          <w:rFonts w:hint="cs"/>
+          <w:rtl/>
+        </w:rPr>
+        <w:t xml:space="preserve">סביבת עבודה: </w:t>
+      </w:r>
+      <w:r>
+        <w:t>Backend</w:t>
+      </w:r>
+    </w:p>
+    <w:p>
+      <w:pPr>
+        <w:tabs>
+          <w:tab w:val="left" w:pos="1446"/>
+        </w:tabs>
+        <w:rPr>
+          <w:rFonts w:hint="cs"/>
+          <w:rtl/>
+        </w:rPr>
+      </w:pPr>
+      <w:r>
+        <w:rPr>
+          <w:rFonts w:hint="cs"/>
+          <w:rtl/>
+        </w:rPr>
+        <w:t xml:space="preserve">מתקשר עם: </w:t>
+      </w:r>
+      <w:r>
+        <w:t>DataBase</w:t>
+      </w:r>
+      <w:r>
+        <w:t xml:space="preserve"> </w:t>
+      </w:r>
+    </w:p>
+    <w:p>
+      <w:pPr>
+        <w:rPr>
+          <w:rtl/>
+        </w:rPr>
+      </w:pPr>
+      <w:r>
+        <w:rPr>
+          <w:rFonts w:hint="cs"/>
+          <w:noProof/>
+          <w:rtl/>
+          <w:lang w:val="he-IL"/>
+        </w:rPr>
+        <w:drawing>
+          <wp:anchor distT="0" distB="0" distL="114300" distR="114300" simplePos="0" relativeHeight="251675648" behindDoc="0" locked="0" layoutInCell="1" allowOverlap="1" wp14:anchorId="4340516A" wp14:editId="4A1F1009">
+            <wp:simplePos x="0" y="0"/>
+            <wp:positionH relativeFrom="margin">
+              <wp:posOffset>1295400</wp:posOffset>
+            </wp:positionH>
+            <wp:positionV relativeFrom="paragraph">
+              <wp:posOffset>249555</wp:posOffset>
+            </wp:positionV>
+            <wp:extent cx="3917950" cy="2063840"/>
+            <wp:effectExtent l="0" t="0" r="6350" b="0"/>
+            <wp:wrapNone/>
+            <wp:docPr id="191349826" name="תמונה 7" descr="תמונה שמכילה טקסט, צילום מסך, גופן&#10;&#10;תוכן שנוצר על-ידי בינה מלאכותית עשוי להיות שגוי."/>
+            <wp:cNvGraphicFramePr>
+              <a:graphicFrameLocks xmlns:a="http://schemas.openxmlformats.org/drawingml/2006/main" noChangeAspect="1"/>
+            </wp:cNvGraphicFramePr>
+            <a:graphic xmlns:a="http://schemas.openxmlformats.org/drawingml/2006/main">
+              <a:graphicData uri="http://schemas.openxmlformats.org/drawingml/2006/picture">
+                <pic:pic xmlns:pic="http://schemas.openxmlformats.org/drawingml/2006/picture">
+                  <pic:nvPicPr>
+                    <pic:cNvPr id="191349826" name="תמונה 7" descr="תמונה שמכילה טקסט, צילום מסך, גופן&#10;&#10;תוכן שנוצר על-ידי בינה מלאכותית עשוי להיות שגוי."/>
+                    <pic:cNvPicPr/>
+                  </pic:nvPicPr>
+                  <pic:blipFill>
+                    <a:blip r:embed="rId20">
+                      <a:extLst>
+                        <a:ext uri="{28A0092B-C50C-407E-A947-70E740481C1C}">
+                          <a14:useLocalDpi xmlns:a14="http://schemas.microsoft.com/office/drawing/2010/main" val="0"/>
+                        </a:ext>
+                      </a:extLst>
+                    </a:blip>
+                    <a:stretch>
+                      <a:fillRect/>
+                    </a:stretch>
+                  </pic:blipFill>
+                  <pic:spPr>
+                    <a:xfrm>
+                      <a:off x="0" y="0"/>
+                      <a:ext cx="3917950" cy="2063840"/>
+                    </a:xfrm>
+                    <a:prstGeom prst="rect">
+                      <a:avLst/>
+                    </a:prstGeom>
+                  </pic:spPr>
+                </pic:pic>
+              </a:graphicData>
+            </a:graphic>
+            <wp14:sizeRelH relativeFrom="margin">
+              <wp14:pctWidth>0</wp14:pctWidth>
+            </wp14:sizeRelH>
+            <wp14:sizeRelV relativeFrom="margin">
+              <wp14:pctHeight>0</wp14:pctHeight>
+            </wp14:sizeRelV>
+          </wp:anchor>
+        </w:drawing>
+      </w:r>
+      <w:r>
+        <w:t>Ktor</w:t>
+      </w:r>
+      <w:r>
+        <w:rPr>
+          <w:rFonts w:hint="cs"/>
+          <w:rtl/>
+        </w:rPr>
+        <w:t>:</w:t>
+      </w:r>
+    </w:p>
+    <w:p>
+      <w:pPr>
+        <w:rPr>
+          <w:rtl/>
+        </w:rPr>
+      </w:pPr>
+    </w:p>
+    <w:p>
+      <w:pPr>
+        <w:rPr>
+          <w:rtl/>
+        </w:rPr>
+      </w:pPr>
+    </w:p>
+    <w:p>
+      <w:pPr>
+        <w:rPr>
+          <w:rtl/>
+        </w:rPr>
+      </w:pPr>
+    </w:p>
+    <w:p>
+      <w:pPr>
+        <w:rPr>
+          <w:rtl/>
+        </w:rPr>
+      </w:pPr>
+    </w:p>
+    <w:p>
+      <w:pPr>
+        <w:rPr>
+          <w:rtl/>
+        </w:rPr>
+      </w:pPr>
+    </w:p>
+    <w:p>
+      <w:pPr>
+        <w:rPr>
+          <w:rtl/>
+        </w:rPr>
+      </w:pPr>
+    </w:p>
+    <w:p>
+      <w:pPr>
+        <w:rPr>
+          <w:rtl/>
+        </w:rPr>
+      </w:pPr>
+    </w:p>
+    <w:p>
+      <w:pPr>
+        <w:rPr>
+          <w:rtl/>
+        </w:rPr>
+      </w:pPr>
+      <w:r>
+        <w:t>SQL</w:t>
+      </w:r>
+      <w:r>
+        <w:rPr>
+          <w:rFonts w:hint="cs"/>
+          <w:rtl/>
+        </w:rPr>
+        <w:t>:</w:t>
+      </w:r>
+    </w:p>
+    <w:p>
+      <w:pPr>
+        <w:rPr>
+          <w:rtl/>
+        </w:rPr>
+      </w:pPr>
+      <w:r>
+        <w:rPr>
+          <w:rFonts w:hint="cs"/>
+          <w:noProof/>
+          <w:rtl/>
+          <w:lang w:val="he-IL"/>
+        </w:rPr>
+        <w:drawing>
+          <wp:anchor distT="0" distB="0" distL="114300" distR="114300" simplePos="0" relativeHeight="251676672" behindDoc="0" locked="0" layoutInCell="1" allowOverlap="1" wp14:anchorId="73C335E6" wp14:editId="2B36D724">
+            <wp:simplePos x="0" y="0"/>
+            <wp:positionH relativeFrom="column">
+              <wp:posOffset>0</wp:posOffset>
+            </wp:positionH>
+            <wp:positionV relativeFrom="paragraph">
+              <wp:posOffset>-2540</wp:posOffset>
+            </wp:positionV>
+            <wp:extent cx="5274310" cy="448945"/>
+            <wp:effectExtent l="0" t="0" r="2540" b="8255"/>
+            <wp:wrapNone/>
+            <wp:docPr id="585649040" name="תמונה 8"/>
+            <wp:cNvGraphicFramePr>
+              <a:graphicFrameLocks xmlns:a="http://schemas.openxmlformats.org/drawingml/2006/main" noChangeAspect="1"/>
+            </wp:cNvGraphicFramePr>
+            <a:graphic xmlns:a="http://schemas.openxmlformats.org/drawingml/2006/main">
+              <a:graphicData uri="http://schemas.openxmlformats.org/drawingml/2006/picture">
+                <pic:pic xmlns:pic="http://schemas.openxmlformats.org/drawingml/2006/picture">
+                  <pic:nvPicPr>
+                    <pic:cNvPr id="585649040" name="תמונה 585649040"/>
+                    <pic:cNvPicPr/>
+                  </pic:nvPicPr>
+                  <pic:blipFill>
+                    <a:blip r:embed="rId21">
+                      <a:extLst>
+                        <a:ext uri="{28A0092B-C50C-407E-A947-70E740481C1C}">
+                          <a14:useLocalDpi xmlns:a14="http://schemas.microsoft.com/office/drawing/2010/main" val="0"/>
+                        </a:ext>
+                      </a:extLst>
+                    </a:blip>
+                    <a:stretch>
+                      <a:fillRect/>
+                    </a:stretch>
+                  </pic:blipFill>
+                  <pic:spPr>
+                    <a:xfrm>
+                      <a:off x="0" y="0"/>
+                      <a:ext cx="5274310" cy="448945"/>
+                    </a:xfrm>
+                    <a:prstGeom prst="rect">
+                      <a:avLst/>
+                    </a:prstGeom>
+                  </pic:spPr>
+                </pic:pic>
+              </a:graphicData>
+            </a:graphic>
+          </wp:anchor>
+        </w:drawing>
+      </w:r>
+    </w:p>
+    <w:p>
+      <w:pPr>
+        <w:rPr>
+          <w:rtl/>
+        </w:rPr>
+      </w:pPr>
+    </w:p>
+    <w:p>
+      <w:pPr>
+        <w:rPr>
+          <w:b/>
+          <w:bCs/>
+          <w:rtl/>
+        </w:rPr>
+      </w:pPr>
+      <w:r>
+        <w:rPr>
+          <w:rFonts w:hint="cs"/>
+          <w:b/>
+          <w:bCs/>
+          <w:rtl/>
+        </w:rPr>
+        <w:t>שלב 7: חזרה למסך התחברות</w:t>
+      </w:r>
+    </w:p>
+    <w:p>
+      <w:pPr>
+        <w:rPr>
+          <w:b/>
+          <w:bCs/>
+          <w:rtl/>
+        </w:rPr>
+      </w:pPr>
+      <w:r>
+        <w:rPr>
+          <w:b/>
+          <w:bCs/>
+          <w:noProof/>
+          <w:rtl/>
+          <w:lang w:val="he-IL"/>
+        </w:rPr>
+        <w:drawing>
+          <wp:anchor distT="0" distB="0" distL="114300" distR="114300" simplePos="0" relativeHeight="251677696" behindDoc="0" locked="0" layoutInCell="1" allowOverlap="1" wp14:anchorId="04999686" wp14:editId="5D2E6345">
+            <wp:simplePos x="0" y="0"/>
+            <wp:positionH relativeFrom="column">
+              <wp:posOffset>0</wp:posOffset>
+            </wp:positionH>
+            <wp:positionV relativeFrom="paragraph">
+              <wp:posOffset>-1905</wp:posOffset>
+            </wp:positionV>
+            <wp:extent cx="5274310" cy="363855"/>
+            <wp:effectExtent l="0" t="0" r="2540" b="0"/>
+            <wp:wrapNone/>
+            <wp:docPr id="2079409875" name="תמונה 9"/>
+            <wp:cNvGraphicFramePr>
+              <a:graphicFrameLocks xmlns:a="http://schemas.openxmlformats.org/drawingml/2006/main" noChangeAspect="1"/>
+            </wp:cNvGraphicFramePr>
+            <a:graphic xmlns:a="http://schemas.openxmlformats.org/drawingml/2006/main">
+              <a:graphicData uri="http://schemas.openxmlformats.org/drawingml/2006/picture">
+                <pic:pic xmlns:pic="http://schemas.openxmlformats.org/drawingml/2006/picture">
+                  <pic:nvPicPr>
+                    <pic:cNvPr id="2079409875" name="תמונה 2079409875"/>
+                    <pic:cNvPicPr/>
+                  </pic:nvPicPr>
+                  <pic:blipFill>
+                    <a:blip r:embed="rId22">
+                      <a:extLst>
+                        <a:ext uri="{28A0092B-C50C-407E-A947-70E740481C1C}">
+                          <a14:useLocalDpi xmlns:a14="http://schemas.microsoft.com/office/drawing/2010/main" val="0"/>
+                        </a:ext>
+                      </a:extLst>
+                    </a:blip>
+                    <a:stretch>
+                      <a:fillRect/>
+                    </a:stretch>
+                  </pic:blipFill>
+                  <pic:spPr>
+                    <a:xfrm>
+                      <a:off x="0" y="0"/>
+                      <a:ext cx="5274310" cy="363855"/>
+                    </a:xfrm>
+                    <a:prstGeom prst="rect">
+                      <a:avLst/>
+                    </a:prstGeom>
+                  </pic:spPr>
+                </pic:pic>
+              </a:graphicData>
+            </a:graphic>
+          </wp:anchor>
+        </w:drawing>
+      </w:r>
+    </w:p>
+    <w:p>
+      <w:pPr>
+        <w:rPr>
+          <w:b/>
+          <w:bCs/>
+          <w:rtl/>
+        </w:rPr>
+      </w:pPr>
+    </w:p>
+    <w:p>
+      <w:pPr>
+        <w:rPr>
+          <w:b/>
+          <w:bCs/>
+          <w:rtl/>
+        </w:rPr>
+      </w:pPr>
+      <w:r>
+        <w:rPr>
+          <w:rFonts w:hint="cs"/>
+          <w:b/>
+          <w:bCs/>
+          <w:rtl/>
+        </w:rPr>
+        <w:t>שלב 8: התחברות ל</w:t>
+      </w:r>
+      <w:r>
+        <w:rPr>
+          <w:b/>
+          <w:bCs/>
+        </w:rPr>
+        <w:t>firebase</w:t>
+      </w:r>
+    </w:p>
+    <w:p>
+      <w:pPr>
+        <w:rPr>
+          <w:rFonts w:hint="cs"/>
+          <w:b/>
+          <w:bCs/>
+          <w:rtl/>
+        </w:rPr>
+      </w:pPr>
+      <w:r>
+        <w:rPr>
+          <w:rFonts w:hint="cs"/>
+          <w:b/>
+          <w:bCs/>
+          <w:noProof/>
+          <w:rtl/>
+          <w:lang w:val="he-IL"/>
+        </w:rPr>
+        <w:drawing>
+          <wp:anchor distT="0" distB="0" distL="114300" distR="114300" simplePos="0" relativeHeight="251678720" behindDoc="0" locked="0" layoutInCell="1" allowOverlap="1" wp14:anchorId="6066A31E" wp14:editId="0F6659B8">
+            <wp:simplePos x="0" y="0"/>
+            <wp:positionH relativeFrom="column">
+              <wp:posOffset>0</wp:posOffset>
+            </wp:positionH>
+            <wp:positionV relativeFrom="paragraph">
+              <wp:posOffset>-1270</wp:posOffset>
+            </wp:positionV>
+            <wp:extent cx="5274310" cy="2089150"/>
+            <wp:effectExtent l="0" t="0" r="2540" b="6350"/>
+            <wp:wrapNone/>
+            <wp:docPr id="150449016" name="תמונה 10" descr="תמונה שמכילה טקסט, גופן, צילום מסך, קבלה&#10;&#10;תוכן שנוצר על-ידי בינה מלאכותית עשוי להיות שגוי."/>
+            <wp:cNvGraphicFramePr>
+              <a:graphicFrameLocks xmlns:a="http://schemas.openxmlformats.org/drawingml/2006/main" noChangeAspect="1"/>
+            </wp:cNvGraphicFramePr>
+            <a:graphic xmlns:a="http://schemas.openxmlformats.org/drawingml/2006/main">
+              <a:graphicData uri="http://schemas.openxmlformats.org/drawingml/2006/picture">
+                <pic:pic xmlns:pic="http://schemas.openxmlformats.org/drawingml/2006/picture">
+                  <pic:nvPicPr>
+                    <pic:cNvPr id="150449016" name="תמונה 10" descr="תמונה שמכילה טקסט, גופן, צילום מסך, קבלה&#10;&#10;תוכן שנוצר על-ידי בינה מלאכותית עשוי להיות שגוי."/>
+                    <pic:cNvPicPr/>
+                  </pic:nvPicPr>
+                  <pic:blipFill>
+                    <a:blip r:embed="rId23">
+                      <a:extLst>
+                        <a:ext uri="{28A0092B-C50C-407E-A947-70E740481C1C}">
+                          <a14:useLocalDpi xmlns:a14="http://schemas.microsoft.com/office/drawing/2010/main" val="0"/>
+                        </a:ext>
+                      </a:extLst>
+                    </a:blip>
+                    <a:stretch>
+                      <a:fillRect/>
+                    </a:stretch>
+                  </pic:blipFill>
+                  <pic:spPr>
+                    <a:xfrm>
+                      <a:off x="0" y="0"/>
+                      <a:ext cx="5274310" cy="2089150"/>
+                    </a:xfrm>
+                    <a:prstGeom prst="rect">
+                      <a:avLst/>
+                    </a:prstGeom>
+                  </pic:spPr>
+                </pic:pic>
+              </a:graphicData>
+            </a:graphic>
+          </wp:anchor>
+        </w:drawing>
+      </w:r>
+    </w:p>
+    <w:p>
+      <w:pPr>
+        <w:rPr>
+          <w:rFonts w:hint="cs"/>
+          <w:rtl/>
+        </w:rPr>
+      </w:pPr>
+    </w:p>
+    <w:p>
+      <w:pPr>
+        <w:rPr>
+          <w:rFonts w:hint="cs"/>
+          <w:rtl/>
+        </w:rPr>
+      </w:pPr>
+    </w:p>
+    <w:p>
+      <w:pPr>
+        <w:rPr>
+          <w:rFonts w:hint="cs"/>
+          <w:rtl/>
+        </w:rPr>
+      </w:pPr>
+    </w:p>
+    <w:p>
+      <w:pPr>
+        <w:rPr>
+          <w:rFonts w:hint="cs"/>
+          <w:rtl/>
+        </w:rPr>
+      </w:pPr>
+    </w:p>
+    <w:p>
+      <w:pPr>
+        <w:rPr>
+          <w:rFonts w:hint="cs"/>
+          <w:rtl/>
+        </w:rPr>
+      </w:pPr>
+    </w:p>
+    <w:p>
+      <w:pPr>
+        <w:rPr>
+          <w:rFonts w:hint="cs"/>
+          <w:rtl/>
+        </w:rPr>
+      </w:pPr>
+    </w:p>
+    <w:p>
+      <w:pPr>
+        <w:rPr>
+          <w:rFonts w:hint="cs"/>
+          <w:b/>
+          <w:bCs/>
+          <w:rtl/>
+        </w:rPr>
+      </w:pPr>
+    </w:p>
+    <w:p>
+      <w:pPr>
+        <w:rPr>
+          <w:rtl/>
+        </w:rPr>
+      </w:pPr>
+    </w:p>
+    <w:p>
+      <w:pPr>
+        <w:rPr>
+          <w:rtl/>
+        </w:rPr>
+      </w:pPr>
+    </w:p>
+    <w:p>
+      <w:pPr>
+        <w:rPr>
+          <w:b/>
+          <w:bCs/>
+          <w:rtl/>
+        </w:rPr>
+      </w:pPr>
+      <w:r>
+        <w:rPr>
+          <w:rFonts w:hint="cs"/>
+          <w:b/>
+          <w:bCs/>
+          <w:rtl/>
+        </w:rPr>
+        <w:lastRenderedPageBreak/>
+        <w:t>שלב 9: שליפת התפקידים של המשתמש מה-</w:t>
+      </w:r>
+      <w:r>
+        <w:rPr>
+          <w:b/>
+          <w:bCs/>
+        </w:rPr>
+        <w:t>Backend</w:t>
+      </w:r>
+    </w:p>
+    <w:p>
+      <w:pPr>
+        <w:tabs>
+          <w:tab w:val="left" w:pos="1446"/>
+        </w:tabs>
+        <w:rPr>
+          <w:rtl/>
+        </w:rPr>
+      </w:pPr>
+      <w:r>
+        <w:rPr>
+          <w:rFonts w:hint="cs"/>
+          <w:rtl/>
+        </w:rPr>
+        <w:t xml:space="preserve">טכנולוגיה: </w:t>
+      </w:r>
+      <w:r>
+        <w:t>Retrofit + Ktor</w:t>
+      </w:r>
+    </w:p>
+    <w:p>
+      <w:pPr>
+        <w:tabs>
+          <w:tab w:val="left" w:pos="1446"/>
+        </w:tabs>
+        <w:rPr>
+          <w:rFonts w:hint="cs"/>
+          <w:rtl/>
+        </w:rPr>
+      </w:pPr>
+      <w:r>
+        <w:rPr>
+          <w:rFonts w:hint="cs"/>
+          <w:rtl/>
+        </w:rPr>
+        <w:t xml:space="preserve">סביבת עבודה: </w:t>
+      </w:r>
+      <w:r>
+        <w:t>Frontend → Backend</w:t>
+      </w:r>
+    </w:p>
+    <w:p>
+      <w:pPr>
+        <w:tabs>
+          <w:tab w:val="left" w:pos="1446"/>
+        </w:tabs>
+        <w:rPr>
+          <w:rFonts w:hint="cs"/>
+          <w:rtl/>
+        </w:rPr>
+      </w:pPr>
+      <w:r>
+        <w:rPr>
+          <w:rFonts w:hint="cs"/>
+          <w:rtl/>
+        </w:rPr>
+        <w:t xml:space="preserve">מתקשר עם: </w:t>
+      </w:r>
+      <w:r>
+        <w:rPr>
+          <w:rFonts w:hint="cs"/>
+          <w:rtl/>
+        </w:rPr>
+        <w:t xml:space="preserve">טבלת </w:t>
+      </w:r>
+      <w:r>
+        <w:t>USERS</w:t>
+      </w:r>
+    </w:p>
+    <w:p>
+      <w:pPr>
+        <w:tabs>
+          <w:tab w:val="left" w:pos="1446"/>
+        </w:tabs>
+        <w:rPr>
+          <w:rtl/>
+        </w:rPr>
+      </w:pPr>
+      <w:r>
+        <w:t>Ktor</w:t>
+      </w:r>
+      <w:r>
+        <w:t xml:space="preserve"> </w:t>
+      </w:r>
+      <w:r>
+        <w:rPr>
+          <w:rFonts w:hint="cs"/>
+          <w:rtl/>
+        </w:rPr>
+        <w:t>:</w:t>
+      </w:r>
+    </w:p>
+    <w:p>
+      <w:pPr>
+        <w:tabs>
+          <w:tab w:val="left" w:pos="1446"/>
+        </w:tabs>
+        <w:rPr>
+          <w:rFonts w:hint="cs"/>
+        </w:rPr>
+      </w:pPr>
+      <w:r>
+        <w:rPr>
+          <w:rFonts w:hint="cs"/>
+          <w:noProof/>
+        </w:rPr>
+        <w:drawing>
+          <wp:anchor distT="0" distB="0" distL="114300" distR="114300" simplePos="0" relativeHeight="251679744" behindDoc="0" locked="0" layoutInCell="1" allowOverlap="1" wp14:anchorId="2B21444D" wp14:editId="53258A51">
+            <wp:simplePos x="0" y="0"/>
+            <wp:positionH relativeFrom="column">
+              <wp:posOffset>0</wp:posOffset>
+            </wp:positionH>
+            <wp:positionV relativeFrom="paragraph">
+              <wp:posOffset>1905</wp:posOffset>
+            </wp:positionV>
+            <wp:extent cx="5274310" cy="2489200"/>
+            <wp:effectExtent l="0" t="0" r="2540" b="6350"/>
+            <wp:wrapNone/>
+            <wp:docPr id="1826608931" name="תמונה 11" descr="תמונה שמכילה טקסט, צילום מסך, גופן, אלגברה&#10;&#10;תוכן שנוצר על-ידי בינה מלאכותית עשוי להיות שגוי."/>
+            <wp:cNvGraphicFramePr>
+              <a:graphicFrameLocks xmlns:a="http://schemas.openxmlformats.org/drawingml/2006/main" noChangeAspect="1"/>
+            </wp:cNvGraphicFramePr>
+            <a:graphic xmlns:a="http://schemas.openxmlformats.org/drawingml/2006/main">
+              <a:graphicData uri="http://schemas.openxmlformats.org/drawingml/2006/picture">
+                <pic:pic xmlns:pic="http://schemas.openxmlformats.org/drawingml/2006/picture">
+                  <pic:nvPicPr>
+                    <pic:cNvPr id="1826608931" name="תמונה 11" descr="תמונה שמכילה טקסט, צילום מסך, גופן, אלגברה&#10;&#10;תוכן שנוצר על-ידי בינה מלאכותית עשוי להיות שגוי."/>
+                    <pic:cNvPicPr/>
+                  </pic:nvPicPr>
+                  <pic:blipFill>
+                    <a:blip r:embed="rId24">
+                      <a:extLst>
+                        <a:ext uri="{28A0092B-C50C-407E-A947-70E740481C1C}">
+                          <a14:useLocalDpi xmlns:a14="http://schemas.microsoft.com/office/drawing/2010/main" val="0"/>
+                        </a:ext>
+                      </a:extLst>
+                    </a:blip>
+                    <a:stretch>
+                      <a:fillRect/>
+                    </a:stretch>
+                  </pic:blipFill>
+                  <pic:spPr>
+                    <a:xfrm>
+                      <a:off x="0" y="0"/>
+                      <a:ext cx="5274310" cy="2489200"/>
+                    </a:xfrm>
+                    <a:prstGeom prst="rect">
+                      <a:avLst/>
+                    </a:prstGeom>
+                  </pic:spPr>
+                </pic:pic>
+              </a:graphicData>
+            </a:graphic>
+          </wp:anchor>
+        </w:drawing>
+      </w:r>
+    </w:p>
+    <w:p>
+      <w:pPr>
+        <w:rPr>
+          <w:rFonts w:hint="cs"/>
+          <w:b/>
+          <w:bCs/>
+          <w:rtl/>
+        </w:rPr>
+      </w:pPr>
+    </w:p>
+    <w:p>
+      <w:pPr>
+        <w:rPr>
+          <w:rtl/>
+        </w:rPr>
+      </w:pPr>
+    </w:p>
+    <w:p>
+      <w:pPr>
+        <w:rPr>
+          <w:rtl/>
+        </w:rPr>
+      </w:pPr>
+    </w:p>
+    <w:p>
+      <w:pPr>
+        <w:rPr>
+          <w:rtl/>
+        </w:rPr>
+      </w:pPr>
+    </w:p>
+    <w:p>
+      <w:pPr>
+        <w:rPr>
+          <w:rtl/>
+        </w:rPr>
+      </w:pPr>
+    </w:p>
+    <w:p>
+      <w:pPr>
+        <w:rPr>
+          <w:rtl/>
+        </w:rPr>
+      </w:pPr>
+    </w:p>
+    <w:p>
+      <w:pPr>
+        <w:rPr>
+          <w:rtl/>
+        </w:rPr>
+      </w:pPr>
+    </w:p>
+    <w:p>
+      <w:pPr>
+        <w:rPr>
+          <w:rtl/>
+        </w:rPr>
+      </w:pPr>
+    </w:p>
+    <w:p>
+      <w:pPr>
+        <w:rPr>
+          <w:rtl/>
+        </w:rPr>
+      </w:pPr>
+      <w:r>
+        <w:t>SQL</w:t>
+      </w:r>
+      <w:r>
+        <w:rPr>
+          <w:rFonts w:hint="cs"/>
+          <w:rtl/>
+        </w:rPr>
+        <w:t>:</w:t>
+      </w:r>
+    </w:p>
+    <w:p>
+      <w:r>
+        <w:rPr>
+          <w:rFonts w:hint="cs"/>
+          <w:noProof/>
+        </w:rPr>
+        <w:drawing>
+          <wp:anchor distT="0" distB="0" distL="114300" distR="114300" simplePos="0" relativeHeight="251680768" behindDoc="0" locked="0" layoutInCell="1" allowOverlap="1" wp14:anchorId="6DE6561D" wp14:editId="662CF17D">
+            <wp:simplePos x="0" y="0"/>
+            <wp:positionH relativeFrom="column">
+              <wp:posOffset>577850</wp:posOffset>
+            </wp:positionH>
+            <wp:positionV relativeFrom="paragraph">
+              <wp:posOffset>-1905</wp:posOffset>
+            </wp:positionV>
+            <wp:extent cx="4696480" cy="400106"/>
+            <wp:effectExtent l="0" t="0" r="0" b="0"/>
+            <wp:wrapNone/>
+            <wp:docPr id="593840665" name="תמונה 12"/>
+            <wp:cNvGraphicFramePr>
+              <a:graphicFrameLocks xmlns:a="http://schemas.openxmlformats.org/drawingml/2006/main" noChangeAspect="1"/>
+            </wp:cNvGraphicFramePr>
+            <a:graphic xmlns:a="http://schemas.openxmlformats.org/drawingml/2006/main">
+              <a:graphicData uri="http://schemas.openxmlformats.org/drawingml/2006/picture">
+                <pic:pic xmlns:pic="http://schemas.openxmlformats.org/drawingml/2006/picture">
+                  <pic:nvPicPr>
+                    <pic:cNvPr id="593840665" name="תמונה 593840665"/>
+                    <pic:cNvPicPr/>
+                  </pic:nvPicPr>
+                  <pic:blipFill>
+                    <a:blip r:embed="rId25">
+                      <a:extLst>
+                        <a:ext uri="{28A0092B-C50C-407E-A947-70E740481C1C}">
+                          <a14:useLocalDpi xmlns:a14="http://schemas.microsoft.com/office/drawing/2010/main" val="0"/>
+                        </a:ext>
+                      </a:extLst>
+                    </a:blip>
+                    <a:stretch>
+                      <a:fillRect/>
+                    </a:stretch>
+                  </pic:blipFill>
+                  <pic:spPr>
+                    <a:xfrm>
+                      <a:off x="0" y="0"/>
+                      <a:ext cx="4696480" cy="400106"/>
+                    </a:xfrm>
+                    <a:prstGeom prst="rect">
+                      <a:avLst/>
+                    </a:prstGeom>
+                  </pic:spPr>
+                </pic:pic>
+              </a:graphicData>
+            </a:graphic>
+          </wp:anchor>
+        </w:drawing>
+      </w:r>
+    </w:p>
+    <w:p>
+      <w:pPr>
+        <w:rPr>
+          <w:rtl/>
+        </w:rPr>
+      </w:pPr>
+    </w:p>
+    <w:p>
+      <w:pPr>
+        <w:rPr>
+          <w:b/>
+          <w:bCs/>
+          <w:rtl/>
+        </w:rPr>
+      </w:pPr>
+      <w:r>
+        <w:rPr>
+          <w:rFonts w:hint="cs"/>
+          <w:b/>
+          <w:bCs/>
+          <w:rtl/>
+        </w:rPr>
+        <w:t>שלב 10: בחירת תפקיד מתוך התפקידים המותרים</w:t>
+      </w:r>
+    </w:p>
+    <w:p>
+      <w:pPr>
+        <w:rPr>
+          <w:rFonts w:hint="cs"/>
+          <w:b/>
+          <w:bCs/>
+          <w:rtl/>
+        </w:rPr>
+      </w:pPr>
+      <w:r>
+        <w:rPr>
+          <w:rFonts w:hint="cs"/>
+          <w:b/>
+          <w:bCs/>
+          <w:noProof/>
+        </w:rPr>
+        <w:drawing>
+          <wp:anchor distT="0" distB="0" distL="114300" distR="114300" simplePos="0" relativeHeight="251681792" behindDoc="0" locked="0" layoutInCell="1" allowOverlap="1" wp14:anchorId="050BD503" wp14:editId="5176D704">
+            <wp:simplePos x="0" y="0"/>
+            <wp:positionH relativeFrom="column">
+              <wp:posOffset>0</wp:posOffset>
+            </wp:positionH>
+            <wp:positionV relativeFrom="paragraph">
+              <wp:posOffset>-1270</wp:posOffset>
+            </wp:positionV>
+            <wp:extent cx="5274310" cy="2908300"/>
+            <wp:effectExtent l="0" t="0" r="2540" b="6350"/>
+            <wp:wrapNone/>
+            <wp:docPr id="1742789257" name="תמונה 13" descr="תמונה שמכילה טקסט, צילום מסך, גופן&#10;&#10;תוכן שנוצר על-ידי בינה מלאכותית עשוי להיות שגוי."/>
+            <wp:cNvGraphicFramePr>
+              <a:graphicFrameLocks xmlns:a="http://schemas.openxmlformats.org/drawingml/2006/main" noChangeAspect="1"/>
+            </wp:cNvGraphicFramePr>
+            <a:graphic xmlns:a="http://schemas.openxmlformats.org/drawingml/2006/main">
+              <a:graphicData uri="http://schemas.openxmlformats.org/drawingml/2006/picture">
+                <pic:pic xmlns:pic="http://schemas.openxmlformats.org/drawingml/2006/picture">
+                  <pic:nvPicPr>
+                    <pic:cNvPr id="1742789257" name="תמונה 13" descr="תמונה שמכילה טקסט, צילום מסך, גופן&#10;&#10;תוכן שנוצר על-ידי בינה מלאכותית עשוי להיות שגוי."/>
+                    <pic:cNvPicPr/>
+                  </pic:nvPicPr>
+                  <pic:blipFill>
+                    <a:blip r:embed="rId26">
+                      <a:extLst>
+                        <a:ext uri="{28A0092B-C50C-407E-A947-70E740481C1C}">
+                          <a14:useLocalDpi xmlns:a14="http://schemas.microsoft.com/office/drawing/2010/main" val="0"/>
+                        </a:ext>
+                      </a:extLst>
+                    </a:blip>
+                    <a:stretch>
+                      <a:fillRect/>
+                    </a:stretch>
+                  </pic:blipFill>
+                  <pic:spPr>
+                    <a:xfrm>
+                      <a:off x="0" y="0"/>
+                      <a:ext cx="5274310" cy="2908300"/>
+                    </a:xfrm>
+                    <a:prstGeom prst="rect">
+                      <a:avLst/>
+                    </a:prstGeom>
+                  </pic:spPr>
+                </pic:pic>
+              </a:graphicData>
+            </a:graphic>
+          </wp:anchor>
+        </w:drawing>
+      </w:r>
+    </w:p>
+    <w:p>
+      <w:pPr>
+        <w:rPr>
+          <w:rFonts w:hint="cs"/>
+        </w:rPr>
+      </w:pPr>
+    </w:p>
+    <w:p>
+      <w:pPr>
+        <w:rPr>
+          <w:rFonts w:hint="cs"/>
+        </w:rPr>
+      </w:pPr>
+    </w:p>
+    <w:p>
+      <w:pPr>
+        <w:rPr>
+          <w:rFonts w:hint="cs"/>
+        </w:rPr>
+      </w:pPr>
+    </w:p>
+    <w:p>
+      <w:pPr>
+        <w:rPr>
+          <w:rFonts w:hint="cs"/>
+        </w:rPr>
+      </w:pPr>
+    </w:p>
+    <w:p>
+      <w:pPr>
+        <w:rPr>
+          <w:rFonts w:hint="cs"/>
+        </w:rPr>
+      </w:pPr>
+    </w:p>
+    <w:p>
+      <w:pPr>
+        <w:rPr>
+          <w:rFonts w:hint="cs"/>
+        </w:rPr>
+      </w:pPr>
+    </w:p>
+    <w:p>
+      <w:pPr>
+        <w:rPr>
+          <w:rFonts w:hint="cs"/>
+        </w:rPr>
+      </w:pPr>
+    </w:p>
+    <w:p>
+      <w:pPr>
+        <w:rPr>
+          <w:rFonts w:hint="cs"/>
+          <w:b/>
+          <w:bCs/>
+        </w:rPr>
+      </w:pPr>
+    </w:p>
+    <w:p>
+      <w:pPr>
+        <w:rPr>
+          <w:rtl/>
+        </w:rPr>
+      </w:pPr>
+    </w:p>
+    <w:p>
+      <w:pPr>
+        <w:rPr>
+          <w:b/>
+          <w:bCs/>
+          <w:rtl/>
+        </w:rPr>
+      </w:pPr>
+      <w:r>
+        <w:rPr>
+          <w:rFonts w:hint="cs"/>
+          <w:b/>
+          <w:bCs/>
+          <w:rtl/>
+        </w:rPr>
+        <w:lastRenderedPageBreak/>
+        <w:t>שלב 11: ניווט למסך לפי תפקיד</w:t>
+      </w:r>
+    </w:p>
+    <w:p>
+      <w:pPr>
+        <w:rPr>
+          <w:rFonts w:hint="cs"/>
+          <w:b/>
+          <w:bCs/>
+          <w:rtl/>
+        </w:rPr>
+      </w:pPr>
+      <w:r>
+        <w:rPr>
+          <w:rFonts w:hint="cs"/>
+          <w:b/>
+          <w:bCs/>
+          <w:noProof/>
+        </w:rPr>
+        <w:drawing>
+          <wp:anchor distT="0" distB="0" distL="114300" distR="114300" simplePos="0" relativeHeight="251682816" behindDoc="0" locked="0" layoutInCell="1" allowOverlap="1" wp14:anchorId="18FD6444" wp14:editId="4D21CA13">
+            <wp:simplePos x="0" y="0"/>
+            <wp:positionH relativeFrom="column">
+              <wp:posOffset>342900</wp:posOffset>
+            </wp:positionH>
+            <wp:positionV relativeFrom="paragraph">
+              <wp:posOffset>0</wp:posOffset>
+            </wp:positionV>
+            <wp:extent cx="4934639" cy="2105319"/>
+            <wp:effectExtent l="0" t="0" r="0" b="9525"/>
+            <wp:wrapNone/>
+            <wp:docPr id="1309048768" name="תמונה 14" descr="תמונה שמכילה טקסט, גופן, צילום מסך, לבן&#10;&#10;תוכן שנוצר על-ידי בינה מלאכותית עשוי להיות שגוי."/>
+            <wp:cNvGraphicFramePr>
+              <a:graphicFrameLocks xmlns:a="http://schemas.openxmlformats.org/drawingml/2006/main" noChangeAspect="1"/>
+            </wp:cNvGraphicFramePr>
+            <a:graphic xmlns:a="http://schemas.openxmlformats.org/drawingml/2006/main">
+              <a:graphicData uri="http://schemas.openxmlformats.org/drawingml/2006/picture">
+                <pic:pic xmlns:pic="http://schemas.openxmlformats.org/drawingml/2006/picture">
+                  <pic:nvPicPr>
+                    <pic:cNvPr id="1309048768" name="תמונה 14" descr="תמונה שמכילה טקסט, גופן, צילום מסך, לבן&#10;&#10;תוכן שנוצר על-ידי בינה מלאכותית עשוי להיות שגוי."/>
+                    <pic:cNvPicPr/>
+                  </pic:nvPicPr>
+                  <pic:blipFill>
+                    <a:blip r:embed="rId27">
+                      <a:extLst>
+                        <a:ext uri="{28A0092B-C50C-407E-A947-70E740481C1C}">
+                          <a14:useLocalDpi xmlns:a14="http://schemas.microsoft.com/office/drawing/2010/main" val="0"/>
+                        </a:ext>
+                      </a:extLst>
+                    </a:blip>
+                    <a:stretch>
+                      <a:fillRect/>
+                    </a:stretch>
+                  </pic:blipFill>
+                  <pic:spPr>
+                    <a:xfrm>
+                      <a:off x="0" y="0"/>
+                      <a:ext cx="4934639" cy="2105319"/>
+                    </a:xfrm>
+                    <a:prstGeom prst="rect">
+                      <a:avLst/>
+                    </a:prstGeom>
+                  </pic:spPr>
+                </pic:pic>
+              </a:graphicData>
+            </a:graphic>
+          </wp:anchor>
+        </w:drawing>
+      </w:r>
+    </w:p>
+    <w:p>
+      <w:pPr>
+        <w:rPr>
+          <w:rFonts w:hint="cs"/>
+        </w:rPr>
+      </w:pPr>
+    </w:p>
+    <w:p>
+      <w:pPr>
+        <w:rPr>
+          <w:rFonts w:hint="cs"/>
+        </w:rPr>
+      </w:pPr>
+    </w:p>
+    <w:p>
+      <w:pPr>
+        <w:rPr>
+          <w:rFonts w:hint="cs"/>
+        </w:rPr>
+      </w:pPr>
+    </w:p>
+    <w:p>
+      <w:pPr>
+        <w:rPr>
+          <w:rFonts w:hint="cs"/>
+        </w:rPr>
+      </w:pPr>
+    </w:p>
+    <w:p>
+      <w:pPr>
+        <w:rPr>
+          <w:rFonts w:hint="cs"/>
+        </w:rPr>
+      </w:pPr>
+    </w:p>
+    <w:p>
+      <w:pPr>
+        <w:rPr>
+          <w:rFonts w:hint="cs"/>
+          <w:b/>
+          <w:bCs/>
+        </w:rPr>
+      </w:pPr>
+    </w:p>
+    <w:p>
+      <w:pPr>
+        <w:rPr>
+          <w:b/>
+          <w:bCs/>
+          <w:rtl/>
+        </w:rPr>
+      </w:pPr>
+      <w:r>
+        <w:rPr>
+          <w:rFonts w:hint="cs"/>
+          <w:b/>
+          <w:bCs/>
+          <w:rtl/>
+        </w:rPr>
+        <w:t>ניהול הרשאות (</w:t>
+      </w:r>
+      <w:r>
+        <w:rPr>
+          <w:b/>
+          <w:bCs/>
+        </w:rPr>
+        <w:t>Admin Only</w:t>
+      </w:r>
+      <w:r>
+        <w:rPr>
+          <w:rFonts w:hint="cs"/>
+          <w:b/>
+          <w:bCs/>
+          <w:rtl/>
+        </w:rPr>
+        <w:t>)</w:t>
+      </w:r>
+    </w:p>
+    <w:p>
+      <w:pPr>
+        <w:tabs>
+          <w:tab w:val="left" w:pos="1446"/>
+        </w:tabs>
+        <w:rPr>
+          <w:rtl/>
+        </w:rPr>
+      </w:pPr>
+      <w:r>
+        <w:rPr>
+          <w:rFonts w:hint="cs"/>
+          <w:rtl/>
+        </w:rPr>
+        <w:t xml:space="preserve">טכנולוגיה: </w:t>
+      </w:r>
+      <w:r>
+        <w:t>Ktor + SQL</w:t>
+      </w:r>
+    </w:p>
+    <w:p>
+      <w:pPr>
+        <w:tabs>
+          <w:tab w:val="left" w:pos="1446"/>
+        </w:tabs>
+        <w:rPr>
+          <w:rFonts w:hint="cs"/>
+          <w:rtl/>
+        </w:rPr>
+      </w:pPr>
+      <w:r>
+        <w:rPr>
+          <w:rFonts w:hint="cs"/>
+          <w:rtl/>
+        </w:rPr>
+        <w:t xml:space="preserve">סביבת עבודה: </w:t>
+      </w:r>
+      <w:r>
+        <w:t>Backend</w:t>
+      </w:r>
+    </w:p>
+    <w:p>
+      <w:pPr>
+        <w:tabs>
+          <w:tab w:val="left" w:pos="1446"/>
+        </w:tabs>
+        <w:rPr>
+          <w:rFonts w:hint="cs"/>
+          <w:rtl/>
+        </w:rPr>
+      </w:pPr>
+      <w:r>
+        <w:rPr>
+          <w:rFonts w:hint="cs"/>
+          <w:rtl/>
+        </w:rPr>
+        <w:t xml:space="preserve">מתקשר עם: </w:t>
+      </w:r>
+      <w:r>
+        <w:rPr>
+          <w:rtl/>
+        </w:rPr>
+        <w:t xml:space="preserve">טבלת </w:t>
+      </w:r>
+      <w:r>
+        <w:t xml:space="preserve">UserRoles </w:t>
+      </w:r>
+      <w:r>
+        <w:rPr>
+          <w:rFonts w:hint="cs"/>
+          <w:rtl/>
+        </w:rPr>
+        <w:t xml:space="preserve"> </w:t>
+      </w:r>
+      <w:r>
+        <w:rPr>
+          <w:rtl/>
+        </w:rPr>
+        <w:t>בלבד</w:t>
+      </w:r>
+    </w:p>
+    <w:p>
+      <w:pPr>
+        <w:rPr>
+          <w:rtl/>
+        </w:rPr>
+      </w:pPr>
+      <w:r>
+        <w:rPr>
+          <w:rtl/>
+        </w:rPr>
+        <w:t xml:space="preserve">רק משתמש עם הרשאת </w:t>
+      </w:r>
+      <w:r>
+        <w:t xml:space="preserve">Admin </w:t>
+      </w:r>
+      <w:r>
+        <w:rPr>
+          <w:rtl/>
+        </w:rPr>
+        <w:t>יכול לנהל הרשאות של אחרים</w:t>
+      </w:r>
+      <w:r>
+        <w:rPr>
+          <w:rFonts w:hint="cs"/>
+          <w:rtl/>
+        </w:rPr>
+        <w:t>.</w:t>
+      </w:r>
+    </w:p>
+    <w:p>
+      <w:pPr>
+        <w:rPr>
+          <w:rFonts w:hint="cs"/>
+          <w:rtl/>
+        </w:rPr>
+      </w:pPr>
+      <w:r>
+        <w:t>API</w:t>
+      </w:r>
+      <w:r>
+        <w:rPr>
+          <w:rFonts w:hint="cs"/>
+          <w:rtl/>
+        </w:rPr>
+        <w:t>:</w:t>
+      </w:r>
+    </w:p>
+    <w:p>
+      <w:pPr>
+        <w:rPr>
+          <w:rFonts w:hint="cs"/>
+          <w:rtl/>
+        </w:rPr>
+      </w:pPr>
+      <w:r>
+        <w:rPr>
+          <w:rFonts w:hint="cs"/>
+          <w:noProof/>
+          <w:rtl/>
+          <w:lang w:val="he-IL"/>
+        </w:rPr>
+        <w:drawing>
+          <wp:anchor distT="0" distB="0" distL="114300" distR="114300" simplePos="0" relativeHeight="251683840" behindDoc="0" locked="0" layoutInCell="1" allowOverlap="1" wp14:anchorId="74E0BD8E" wp14:editId="324CEF65">
+            <wp:simplePos x="0" y="0"/>
+            <wp:positionH relativeFrom="column">
+              <wp:posOffset>38100</wp:posOffset>
+            </wp:positionH>
+            <wp:positionV relativeFrom="paragraph">
+              <wp:posOffset>-1270</wp:posOffset>
+            </wp:positionV>
+            <wp:extent cx="5239481" cy="3629532"/>
+            <wp:effectExtent l="0" t="0" r="0" b="9525"/>
+            <wp:wrapNone/>
+            <wp:docPr id="413553780" name="תמונה 15" descr="תמונה שמכילה טקסט, צילום מסך, גופן&#10;&#10;תוכן שנוצר על-ידי בינה מלאכותית עשוי להיות שגוי."/>
+            <wp:cNvGraphicFramePr>
+              <a:graphicFrameLocks xmlns:a="http://schemas.openxmlformats.org/drawingml/2006/main" noChangeAspect="1"/>
+            </wp:cNvGraphicFramePr>
+            <a:graphic xmlns:a="http://schemas.openxmlformats.org/drawingml/2006/main">
+              <a:graphicData uri="http://schemas.openxmlformats.org/drawingml/2006/picture">
+                <pic:pic xmlns:pic="http://schemas.openxmlformats.org/drawingml/2006/picture">
+                  <pic:nvPicPr>
+                    <pic:cNvPr id="413553780" name="תמונה 15" descr="תמונה שמכילה טקסט, צילום מסך, גופן&#10;&#10;תוכן שנוצר על-ידי בינה מלאכותית עשוי להיות שגוי."/>
+                    <pic:cNvPicPr/>
+                  </pic:nvPicPr>
+                  <pic:blipFill>
+                    <a:blip r:embed="rId28">
+                      <a:extLst>
+                        <a:ext uri="{28A0092B-C50C-407E-A947-70E740481C1C}">
+                          <a14:useLocalDpi xmlns:a14="http://schemas.microsoft.com/office/drawing/2010/main" val="0"/>
+                        </a:ext>
+                      </a:extLst>
+                    </a:blip>
+                    <a:stretch>
+                      <a:fillRect/>
+                    </a:stretch>
+                  </pic:blipFill>
+                  <pic:spPr>
+                    <a:xfrm>
+                      <a:off x="0" y="0"/>
+                      <a:ext cx="5239481" cy="3629532"/>
+                    </a:xfrm>
+                    <a:prstGeom prst="rect">
+                      <a:avLst/>
+                    </a:prstGeom>
+                  </pic:spPr>
+                </pic:pic>
+              </a:graphicData>
+            </a:graphic>
+          </wp:anchor>
+        </w:drawing>
+      </w:r>
     </w:p>
     <w:sectPr>
       <w:pgSz w:w="11906" w:h="16838"/>
